--- a/flow/20240204_zachala/ap143c.docx
+++ b/flow/20240204_zachala/ap143c.docx
@@ -35,25 +35,23 @@
           <w:i/>
           <w:color w:val="FF0000"/>
         </w:rPr>
-        <w:t xml:space="preserve">1 </w:t>
-      </w:r>
-      <w:proofErr w:type="spellStart"/>
+        <w:t>1 Кор. 14</w:t>
+      </w:r>
       <w:r>
         <w:rPr>
           <w:rFonts w:ascii="Times New Roman" w:eastAsia="Times New Roman" w:hAnsi="Times New Roman" w:cs="Times New Roman"/>
           <w:i/>
           <w:color w:val="FF0000"/>
         </w:rPr>
-        <w:t>Кор</w:t>
-      </w:r>
-      <w:proofErr w:type="spellEnd"/>
+        <w:t>3</w:t>
+      </w:r>
       <w:r>
         <w:rPr>
           <w:rFonts w:ascii="Times New Roman" w:eastAsia="Times New Roman" w:hAnsi="Times New Roman" w:cs="Times New Roman"/>
           <w:i/>
           <w:color w:val="FF0000"/>
         </w:rPr>
-        <w:t>. 142 зач.; 9, 19 – 10, 4.</w:t>
+        <w:t xml:space="preserve"> зач.; 9, 19 – 10, 4.</w:t>
       </w:r>
     </w:p>
     <w:p>
@@ -68,12 +66,6 @@
       </w:pPr>
       <w:r>
         <w:rPr>
-          <w:color w:val="000000"/>
-        </w:rPr>
-        <w:t xml:space="preserve">Браття, </w:t>
-      </w:r>
-      <w:r>
-        <w:rPr>
           <w:rStyle w:val="Versetto"/>
         </w:rPr>
         <w:t>19.</w:t>
@@ -88,13 +80,13 @@
         <w:rPr>
           <w:color w:val="000000"/>
         </w:rPr>
-        <w:t>б</w:t>
-      </w:r>
-      <w:r>
-        <w:rPr>
-          <w:color w:val="000000"/>
-        </w:rPr>
-        <w:t xml:space="preserve">увши вільний від усіх, я став усім слугою, щоб ще більше їх придбати. </w:t>
+        <w:t>Браття,</w:t>
+      </w:r>
+      <w:r>
+        <w:rPr>
+          <w:color w:val="000000"/>
+        </w:rPr>
+        <w:t xml:space="preserve"> бувши вільний від усіх, я став усім слугою, щоб ще більше їх придбати. </w:t>
       </w:r>
       <w:r>
         <w:rPr>
